--- a/en/wisdom-stories/red-dress.docx
+++ b/en/wisdom-stories/red-dress.docx
@@ -43,7 +43,7 @@
     <w:p>
       <w:pPr/>
       <w:r>
-        <w:t>“I never have,” she said softly. “Sit beside me, my dear. There’s something I want to tell you before I go.”</w:t>
+        <w:t>“I never have,” she said softly. “Sit beside me, my beautiful girl. I want to give you a lesson before I leave this world.”</w:t>
       </w:r>
     </w:p>
     <w:p>
@@ -57,7 +57,7 @@
         <w:spacing w:after="80"/>
       </w:pPr>
       <w:r>
-        <w:t>“I thought I had always set you a good example. Now I’m afraid I taught you something very wrong.”</w:t>
+        <w:t>“I thought I had always taught you good things. Now I realize I taught you many wrong things.”</w:t>
       </w:r>
     </w:p>
     <w:p>
@@ -71,7 +71,7 @@
     <w:p>
       <w:pPr/>
       <w:r>
-        <w:t>“I believed a good woman should always put everyone else first. Their wishes mattered; mine could wait. I kept thinking my turn would come, but it never did. My whole life became a sacrifice for your father and all of you children.”</w:t>
+        <w:t>“Listen to me. I believed a good woman should always put everyone else first. Their wishes mattered; mine were crushed under everyone else’s. Who knows, perhaps one day my own wishes would have come true too, but that day never came. My whole life became a sacrifice for your father and all of you children.”</w:t>
       </w:r>
     </w:p>
     <w:p>
@@ -79,13 +79,13 @@
         <w:spacing w:after="80"/>
       </w:pPr>
       <w:r>
-        <w:t>“But you did everything for us.”</w:t>
+        <w:t>“That’s true, Mom. You did everything a mother could do.”</w:t>
       </w:r>
     </w:p>
     <w:p>
       <w:pPr/>
       <w:r>
-        <w:t>“Yes, and I forgot to want anything for myself. Your father is sitting in the next room, upset and staring at the walls. When the doctor told him I was dying, he came in and said:</w:t>
+        <w:t>“Ah, my girl, nothing I did for you or for them did me any good. Do you understand? I never wanted anything for myself. Your father is sitting in the next room, upset and staring at the walls. When the doctor told him I was dying, he came in and said:”</w:t>
       </w:r>
     </w:p>
     <w:p>
@@ -93,13 +93,13 @@
         <w:spacing w:after="80"/>
       </w:pPr>
       <w:r>
-        <w:t>“‘You can’t die. What am I supposed to do without you?’</w:t>
+        <w:t>“You must not die, do you hear me? What will I do after you?”</w:t>
       </w:r>
     </w:p>
     <w:p>
       <w:pPr/>
       <w:r>
-        <w:t>“I worked seven days a week, the first up and the last to bed. I ate the burned toast and the smallest portions. Every spare coin went on your clothes and books, even things you didn’t really need. I never bought myself anything lovely until last year, when I used the money saved for a washing-machine repair to buy that red dress. Your father was furious.</w:t>
+        <w:t>“My girl, I always burned myself out for you. Seven days a week, I was always the first in the house to get up and the last to go to bed. I always ate the burned bread and the smallest pieces. Every penny I had saved went on your clothes and books, even things you didn’t really need. Not once in my life did I go out shopping and buy myself anything lovely. I only bought that red dress you saw last year. I had a little money saved for the washing-machine repair. When I brought the dress home, your father upset me terribly.”</w:t>
       </w:r>
     </w:p>
     <w:p>
@@ -107,7 +107,7 @@
         <w:spacing w:after="80"/>
       </w:pPr>
       <w:r>
-        <w:t>“‘Where do you think you’ll wear that? To the opera?’ he asked.</w:t>
+        <w:t>“Where do you think you’ll wear that? To the opera?” he asked.</w:t>
       </w:r>
     </w:p>
     <w:p>
@@ -115,13 +115,13 @@
         <w:spacing w:after="80"/>
       </w:pPr>
       <w:r>
-        <w:t>“And there it stayed. The only time I ever wore it was in the shop.</w:t>
+        <w:t>“Actually, he was right. I never wore that dress except when I tried it on in the shop.”</w:t>
       </w:r>
     </w:p>
     <w:p>
       <w:pPr/>
       <w:r>
-        <w:t>“I used to think that denying myself everything here would bring happiness in the next world. Now I believe Allah wants us to enjoy life here too. If I could get out of this bed, I would live differently.”</w:t>
+        <w:t>“I used to think that someone who forgets herself in this world would be happy in the next. Now I think Allah wants us to fulfill our wishes in this world, while we are still alive. If a miracle happened and I could get up from this bed, I would live completely differently.”</w:t>
       </w:r>
     </w:p>
     <w:p>
@@ -159,11 +159,9 @@
         <w:rPr>
           <w:b/>
         </w:rPr>
-        <w:t>Moral:</w:t>
+        <w:t>Moral: A person who always forgets herself one day realizes she never lived her own wishes. Love others, but also know the worth of your own life.</w:t>
       </w:r>
-      <w:r>
-        <w:t xml:space="preserve"> Loving others should not mean abandoning your own life. Leave room for your needs and hopes too.</w:t>
-      </w:r>
+      <w:r/>
     </w:p>
     <w:p>
       <w:pPr>
@@ -174,7 +172,7 @@
           <w:i/>
           <w:sz w:val="18"/>
         </w:rPr>
-        <w:t>Source: Publicly available internet sources.</w:t>
+        <w:t>Stories are taken from open Internet sources; illustrations were created with AI.</w:t>
       </w:r>
     </w:p>
     <w:sectPr>

--- a/en/wisdom-stories/red-dress.docx
+++ b/en/wisdom-stories/red-dress.docx
@@ -66,7 +66,7 @@
         <w:rPr>
           <w:lang/>
         </w:rPr>
-        <w:t>“Mum, what a beautiful dress! I’ve never seen you wear it.”</w:t>
+        <w:t xml:space="preserve">“Mom, what a beautiful dress! I’ve never seen you wear it.”</w:t>
       </w:r>
     </w:p>
     <w:p>
@@ -105,7 +105,7 @@
         <w:rPr>
           <w:lang/>
         </w:rPr>
-        <w:t>“I don’t have much time left. I always thought I was setting you a good example. Now I realise that some of the lessons I taught you were wrong.”</w:t>
+        <w:t xml:space="preserve">“I don’t have much time left. I always thought I was setting you a good example. Now I realize that some of the lessons I taught you were wrong.”</w:t>
       </w:r>
     </w:p>
     <w:p>
@@ -118,7 +118,7 @@
         <w:rPr>
           <w:lang/>
         </w:rPr>
-        <w:t>“What do you mean, Mum?”</w:t>
+        <w:t xml:space="preserve">“What do you mean, Mom?”</w:t>
       </w:r>
     </w:p>
     <w:p>
